--- a/docs/04_Manual_Usuario.docx
+++ b/docs/04_Manual_Usuario.docx
@@ -63,7 +63,7 @@
           <w:color w:val="808080"/>
           <w:sz w:val="22"/>
         </w:rPr>
-        <w:t>Versión 1.0.0 · 2026-04-29</w:t>
+        <w:t>Versión 1.2.0 · 2026-04-30</w:t>
       </w:r>
     </w:p>
     <w:p>
@@ -1053,7 +1053,7 @@
         <w:color w:val="808080"/>
         <w:sz w:val="16"/>
       </w:rPr>
-      <w:t>Dashboard Comercial Susazón V3.0 · Manual de Usuario · 1.0.0</w:t>
+      <w:t>Dashboard Comercial Susazón V3.0 · Manual de Usuario · 1.2.0</w:t>
     </w:r>
   </w:p>
 </w:ftr>

--- a/docs/04_Manual_Usuario.docx
+++ b/docs/04_Manual_Usuario.docx
@@ -63,7 +63,7 @@
           <w:color w:val="808080"/>
           <w:sz w:val="22"/>
         </w:rPr>
-        <w:t>Versión 1.2.0 · 2026-04-30</w:t>
+        <w:t>Versión 1.3.0 · 2026-05-01</w:t>
       </w:r>
     </w:p>
     <w:p>
@@ -1053,7 +1053,7 @@
         <w:color w:val="808080"/>
         <w:sz w:val="16"/>
       </w:rPr>
-      <w:t>Dashboard Comercial Susazón V3.0 · Manual de Usuario · 1.2.0</w:t>
+      <w:t>Dashboard Comercial Susazón V3.0 · Manual de Usuario · 1.3.0</w:t>
     </w:r>
   </w:p>
 </w:ftr>

--- a/docs/04_Manual_Usuario.docx
+++ b/docs/04_Manual_Usuario.docx
@@ -18,7 +18,7 @@
           <w:color w:val="ED6808"/>
           <w:sz w:val="36"/>
         </w:rPr>
-        <w:t>Dashboard Comercial Susazón V3.0</w:t>
+        <w:t>Dashboard Comercial Susazón V3.0 — InCom</w:t>
       </w:r>
     </w:p>
     <w:p>
@@ -63,7 +63,7 @@
           <w:color w:val="808080"/>
           <w:sz w:val="22"/>
         </w:rPr>
-        <w:t>Versión 1.3.0 · 2026-05-01</w:t>
+        <w:t>Versión 3.3.0 · 2026-05-10</w:t>
       </w:r>
     </w:p>
     <w:p>
@@ -1030,6 +1030,254 @@
         <w:t>Chrome, Safari, Edge o Firefox actualizados. El theme Liquid Glass requiere browser moderno (2023+) para verse bien con el frosted glass.</w:t>
       </w:r>
     </w:p>
+    <w:p>
+      <w:r>
+        <w:br w:type="page"/>
+      </w:r>
+    </w:p>
+    <w:p>
+      <w:pPr>
+        <w:pStyle w:val="Heading1"/>
+        <w:jc w:val="left"/>
+      </w:pPr>
+      <w:r>
+        <w:t>Apéndice — Sesión 2026-05-10</w:t>
+      </w:r>
+    </w:p>
+    <w:p>
+      <w:r>
+        <w:rPr>
+          <w:i/>
+          <w:color w:val="6B7280"/>
+        </w:rPr>
+        <w:t>Mejoras 1-7 · Branding InCom · Login premium</w:t>
+      </w:r>
+    </w:p>
+    <w:p/>
+    <w:p/>
+    <w:p>
+      <w:pPr>
+        <w:pStyle w:val="Heading2"/>
+      </w:pPr>
+      <w:r>
+        <w:t>Nuevas features para el usuario (sesión 2026-05-10)</w:t>
+      </w:r>
+    </w:p>
+    <w:p/>
+    <w:p>
+      <w:pPr>
+        <w:pStyle w:val="Heading3"/>
+      </w:pPr>
+      <w:r>
+        <w:t>Multi-select global de territorios ("Todos" configurable)</w:t>
+      </w:r>
+    </w:p>
+    <w:p>
+      <w:r>
+        <w:t>En el sidebar, al lado del item "Todos" verás un ícono ⚙️ pequeño.</w:t>
+      </w:r>
+    </w:p>
+    <w:p>
+      <w:pPr>
+        <w:pStyle w:val="ListBullet"/>
+      </w:pPr>
+      <w:r>
+        <w:t>Click en "Todos" → muestra el agregado de todos los territorios activos.</w:t>
+      </w:r>
+    </w:p>
+    <w:p>
+      <w:pPr>
+        <w:pStyle w:val="ListBullet"/>
+      </w:pPr>
+      <w:r>
+        <w:t>Click en el ⚙️ → abre un dropdown con checkboxes para elegir QUÉ territorios incluye "Todos".</w:t>
+      </w:r>
+    </w:p>
+    <w:p>
+      <w:pPr>
+        <w:pStyle w:val="ListBullet"/>
+      </w:pPr>
+      <w:r>
+        <w:t>Por ejemplo: marcar solo Mérida + Cancún + CDMX → click en "Todos" → ves solo esos 3 sumados.</w:t>
+      </w:r>
+    </w:p>
+    <w:p>
+      <w:pPr>
+        <w:pStyle w:val="ListBullet"/>
+      </w:pPr>
+      <w:r>
+        <w:t>La configuración persiste entre sesiones (localStorage).</w:t>
+      </w:r>
+    </w:p>
+    <w:p>
+      <w:pPr>
+        <w:pStyle w:val="ListBullet"/>
+      </w:pPr>
+      <w:r>
+        <w:t>Si seleccionas un territorio individual, la config de "Todos" NO afecta.</w:t>
+      </w:r>
+    </w:p>
+    <w:p/>
+    <w:p>
+      <w:pPr>
+        <w:pStyle w:val="Heading3"/>
+      </w:pPr>
+      <w:r>
+        <w:t>Export Excel en los 7 tabs</w:t>
+      </w:r>
+    </w:p>
+    <w:p>
+      <w:r>
+        <w:t>Cada tab tiene un botón "Exportar Excel" arriba a la derecha.</w:t>
+      </w:r>
+    </w:p>
+    <w:p>
+      <w:pPr>
+        <w:pStyle w:val="ListBullet"/>
+      </w:pPr>
+      <w:r>
+        <w:t>Respeta los filtros activos en pantalla (WYSIWYG).</w:t>
+      </w:r>
+    </w:p>
+    <w:p>
+      <w:pPr>
+        <w:pStyle w:val="ListBullet"/>
+      </w:pPr>
+      <w:r>
+        <w:t>Incluye bloque resumen + tabla completa + row TOTAL.</w:t>
+      </w:r>
+    </w:p>
+    <w:p>
+      <w:pPr>
+        <w:pStyle w:val="ListBullet"/>
+      </w:pPr>
+      <w:r>
+        <w:t>Los porcentajes son números reales (pivot-ready en tablas dinámicas).</w:t>
+      </w:r>
+    </w:p>
+    <w:p>
+      <w:pPr>
+        <w:pStyle w:val="ListBullet"/>
+      </w:pPr>
+      <w:r>
+        <w:t>Naming: [Tab]_[Territorio]_2026-05-10.xlsx.</w:t>
+      </w:r>
+    </w:p>
+    <w:p/>
+    <w:p>
+      <w:pPr>
+        <w:pStyle w:val="Heading3"/>
+      </w:pPr>
+      <w:r>
+        <w:t>Tab Tracking Diario: expandir clientes por día</w:t>
+      </w:r>
+    </w:p>
+    <w:p>
+      <w:r>
+        <w:t>Cada fila de la tabla diaria tiene una flecha (▶) que despliega los clientes del día.</w:t>
+      </w:r>
+    </w:p>
+    <w:p>
+      <w:pPr>
+        <w:pStyle w:val="ListBullet"/>
+      </w:pPr>
+      <w:r>
+        <w:t>Click → fetch lazy desde Supabase, aparece sub-tabla.</w:t>
+      </w:r>
+    </w:p>
+    <w:p>
+      <w:pPr>
+        <w:pStyle w:val="ListBullet"/>
+      </w:pPr>
+      <w:r>
+        <w:t>Muestra: Cliente, Vendedor, Venta $, % del día, KG, Margen $, Margen %.</w:t>
+      </w:r>
+    </w:p>
+    <w:p>
+      <w:pPr>
+        <w:pStyle w:val="ListBullet"/>
+      </w:pPr>
+      <w:r>
+        <w:t>Cache en memoria: re-expandir un día es instantáneo.</w:t>
+      </w:r>
+    </w:p>
+    <w:p/>
+    <w:p>
+      <w:pPr>
+        <w:pStyle w:val="Heading3"/>
+      </w:pPr>
+      <w:r>
+        <w:t>Día-vs-día YoY (precisión 100%)</w:t>
+      </w:r>
+    </w:p>
+    <w:p>
+      <w:r>
+        <w:t>Los charts y tablas ahora comparan "mismo día laboral" entre años.</w:t>
+      </w:r>
+    </w:p>
+    <w:p>
+      <w:pPr>
+        <w:pStyle w:val="ListBullet"/>
+      </w:pPr>
+      <w:r>
+        <w:t>Antes: comparaba mes-cierre 2025 vs mes-actual 2026 (parcial) → sesgo.</w:t>
+      </w:r>
+    </w:p>
+    <w:p>
+      <w:pPr>
+        <w:pStyle w:val="ListBullet"/>
+      </w:pPr>
+      <w:r>
+        <w:t>Ahora: compara hasta el mismo día hábil considerando feriados LFT distintos.</w:t>
+      </w:r>
+    </w:p>
+    <w:p>
+      <w:pPr>
+        <w:pStyle w:val="ListBullet"/>
+      </w:pPr>
+      <w:r>
+        <w:t>"Var % vs 25" es preciso al día.</w:t>
+      </w:r>
+    </w:p>
+    <w:p/>
+    <w:p>
+      <w:pPr>
+        <w:pStyle w:val="Heading3"/>
+      </w:pPr>
+      <w:r>
+        <w:t>Login rediseñado</w:t>
+      </w:r>
+    </w:p>
+    <w:p>
+      <w:r>
+        <w:t>Layout split-screen con escudo InCom grande a la izquierda y form a la derecha.</w:t>
+      </w:r>
+    </w:p>
+    <w:p>
+      <w:pPr>
+        <w:pStyle w:val="ListBullet"/>
+      </w:pPr>
+      <w:r>
+        <w:t>Intro animada de 1.2 segundos al cargar.</w:t>
+      </w:r>
+    </w:p>
+    <w:p>
+      <w:pPr>
+        <w:pStyle w:val="ListBullet"/>
+      </w:pPr>
+      <w:r>
+        <w:t>Logo Susazón Gourmet cambia color automáticamente según el theme.</w:t>
+      </w:r>
+    </w:p>
+    <w:p>
+      <w:pPr>
+        <w:pStyle w:val="ListBullet"/>
+      </w:pPr>
+      <w:r>
+        <w:t>6 themes disponibles incluyendo Liquid Glass (aurora animado de Apple).</w:t>
+      </w:r>
+    </w:p>
+    <w:p/>
     <w:sectPr>
       <w:footerReference w:type="default" r:id="rId9"/>
       <w:pgSz w:w="12240" w:h="15840"/>
@@ -1053,7 +1301,7 @@
         <w:color w:val="808080"/>
         <w:sz w:val="16"/>
       </w:rPr>
-      <w:t>Dashboard Comercial Susazón V3.0 · Manual de Usuario · 1.3.0</w:t>
+      <w:t>Dashboard Comercial Susazón V3.0 — InCom · Manual de Usuario · 3.3.0</w:t>
     </w:r>
   </w:p>
 </w:ftr>

--- a/docs/04_Manual_Usuario.docx
+++ b/docs/04_Manual_Usuario.docx
@@ -18,7 +18,7 @@
           <w:color w:val="ED6808"/>
           <w:sz w:val="36"/>
         </w:rPr>
-        <w:t>Dashboard Comercial Susazón V3.0 — InCom</w:t>
+        <w:t>Dashboard Comercial Susazón V4.0 — InCom</w:t>
       </w:r>
     </w:p>
     <w:p>
@@ -63,7 +63,7 @@
           <w:color w:val="808080"/>
           <w:sz w:val="22"/>
         </w:rPr>
-        <w:t>Versión 3.3.0 · 2026-05-10</w:t>
+        <w:t>Versión 4.0.0 · 2026-06-07</w:t>
       </w:r>
     </w:p>
     <w:p>
@@ -83,6 +83,117 @@
     <w:p>
       <w:r>
         <w:br w:type="page"/>
+      </w:r>
+    </w:p>
+    <w:p>
+      <w:pPr>
+        <w:pStyle w:val="Heading1"/>
+      </w:pPr>
+      <w:r>
+        <w:rPr>
+          <w:color w:val="ED6808"/>
+        </w:rPr>
+        <w:t>🆕 Novedades V4.0 (lo más reciente)</w:t>
+      </w:r>
+    </w:p>
+    <w:p>
+      <w:r>
+        <w:rPr>
+          <w:sz w:val="22"/>
+        </w:rPr>
+        <w:t>Si ya conocías el dashboard, esto es lo nuevo de la versión 4.0:</w:t>
+      </w:r>
+    </w:p>
+    <w:p>
+      <w:pPr>
+        <w:pStyle w:val="Heading2"/>
+      </w:pPr>
+      <w:r>
+        <w:t>Tab 'Clientes y Productos' (antes eran dos tabs)</w:t>
+      </w:r>
+    </w:p>
+    <w:p>
+      <w:r>
+        <w:rPr>
+          <w:sz w:val="22"/>
+        </w:rPr>
+        <w:t>Los tabs Productos y Clientes ahora son uno solo. Arriba tienes 3 toggles independientes: Gráfica (Clientes|Productos), Tabla (Clientes|Productos) y Volumen (Pesos|Kilos). Así puedes ver, por ejemplo, la gráfica de Clientes junto a la tabla de Productos. Conserva todo el análisis profundo que ya tenía Clientes (evolución, buscador, 3 vistas de tabla, desglose), y ahora puedes expandir un SKU para ver qué clientes lo compran.</w:t>
+      </w:r>
+    </w:p>
+    <w:p>
+      <w:pPr>
+        <w:pStyle w:val="Heading2"/>
+      </w:pPr>
+      <w:r>
+        <w:t>Insights: ahora 4 análisis (antes 1)</w:t>
+      </w:r>
+    </w:p>
+    <w:p>
+      <w:pPr>
+        <w:pStyle w:val="ListBullet"/>
+      </w:pPr>
+      <w:r>
+        <w:rPr>
+          <w:sz w:val="22"/>
+        </w:rPr>
+        <w:t>Concentración (Pareto): ¿qué tan dependientes somos del top X? Ahora también por Territorios.</w:t>
+      </w:r>
+    </w:p>
+    <w:p>
+      <w:pPr>
+        <w:pStyle w:val="ListBullet"/>
+      </w:pPr>
+      <w:r>
+        <w:rPr>
+          <w:sz w:val="22"/>
+        </w:rPr>
+        <w:t>Precio $/kg: ¿a qué precio/kg le vendemos el mismo producto a cada cliente? Detecta quién paga barato y el 'dinero en la mesa'.</w:t>
+      </w:r>
+    </w:p>
+    <w:p>
+      <w:pPr>
+        <w:pStyle w:val="ListBullet"/>
+      </w:pPr>
+      <w:r>
+        <w:rPr>
+          <w:sz w:val="22"/>
+        </w:rPr>
+        <w:t>Cuadrante (BCG): tamaño vs crecimiento → Estrellas, En riesgo, Apuestas, Marginales.</w:t>
+      </w:r>
+    </w:p>
+    <w:p>
+      <w:pPr>
+        <w:pStyle w:val="ListBullet"/>
+      </w:pPr>
+      <w:r>
+        <w:rPr>
+          <w:sz w:val="22"/>
+        </w:rPr>
+        <w:t>Estacionalidad: mapa de calor mes × producto/territorio. ¿Qué meses son pico/valle?</w:t>
+      </w:r>
+    </w:p>
+    <w:p>
+      <w:r>
+        <w:rPr>
+          <w:sz w:val="22"/>
+        </w:rPr>
+        <w:t>Tip: pasa el cursor sobre el foco 💡 del header de Insights para leer cómo interpretar cada análisis.</w:t>
+      </w:r>
+    </w:p>
+    <w:p>
+      <w:pPr>
+        <w:pStyle w:val="Heading2"/>
+      </w:pPr>
+      <w:r>
+        <w:t>Tracking Diario: 2 cards nuevas</w:t>
+      </w:r>
+    </w:p>
+    <w:p>
+      <w:r>
+        <w:rPr>
+          <w:sz w:val="22"/>
+        </w:rPr>
+        <w:t>Variedad de SKUs (cuántos productos distintos se facturaron en el mes) y Clientes Activos (cuántos clientes distintos compraron).</w:t>
       </w:r>
     </w:p>
     <w:p>
@@ -1030,254 +1141,6 @@
         <w:t>Chrome, Safari, Edge o Firefox actualizados. El theme Liquid Glass requiere browser moderno (2023+) para verse bien con el frosted glass.</w:t>
       </w:r>
     </w:p>
-    <w:p>
-      <w:r>
-        <w:br w:type="page"/>
-      </w:r>
-    </w:p>
-    <w:p>
-      <w:pPr>
-        <w:pStyle w:val="Heading1"/>
-        <w:jc w:val="left"/>
-      </w:pPr>
-      <w:r>
-        <w:t>Apéndice — Sesión 2026-05-10</w:t>
-      </w:r>
-    </w:p>
-    <w:p>
-      <w:r>
-        <w:rPr>
-          <w:i/>
-          <w:color w:val="6B7280"/>
-        </w:rPr>
-        <w:t>Mejoras 1-7 · Branding InCom · Login premium</w:t>
-      </w:r>
-    </w:p>
-    <w:p/>
-    <w:p/>
-    <w:p>
-      <w:pPr>
-        <w:pStyle w:val="Heading2"/>
-      </w:pPr>
-      <w:r>
-        <w:t>Nuevas features para el usuario (sesión 2026-05-10)</w:t>
-      </w:r>
-    </w:p>
-    <w:p/>
-    <w:p>
-      <w:pPr>
-        <w:pStyle w:val="Heading3"/>
-      </w:pPr>
-      <w:r>
-        <w:t>Multi-select global de territorios ("Todos" configurable)</w:t>
-      </w:r>
-    </w:p>
-    <w:p>
-      <w:r>
-        <w:t>En el sidebar, al lado del item "Todos" verás un ícono ⚙️ pequeño.</w:t>
-      </w:r>
-    </w:p>
-    <w:p>
-      <w:pPr>
-        <w:pStyle w:val="ListBullet"/>
-      </w:pPr>
-      <w:r>
-        <w:t>Click en "Todos" → muestra el agregado de todos los territorios activos.</w:t>
-      </w:r>
-    </w:p>
-    <w:p>
-      <w:pPr>
-        <w:pStyle w:val="ListBullet"/>
-      </w:pPr>
-      <w:r>
-        <w:t>Click en el ⚙️ → abre un dropdown con checkboxes para elegir QUÉ territorios incluye "Todos".</w:t>
-      </w:r>
-    </w:p>
-    <w:p>
-      <w:pPr>
-        <w:pStyle w:val="ListBullet"/>
-      </w:pPr>
-      <w:r>
-        <w:t>Por ejemplo: marcar solo Mérida + Cancún + CDMX → click en "Todos" → ves solo esos 3 sumados.</w:t>
-      </w:r>
-    </w:p>
-    <w:p>
-      <w:pPr>
-        <w:pStyle w:val="ListBullet"/>
-      </w:pPr>
-      <w:r>
-        <w:t>La configuración persiste entre sesiones (localStorage).</w:t>
-      </w:r>
-    </w:p>
-    <w:p>
-      <w:pPr>
-        <w:pStyle w:val="ListBullet"/>
-      </w:pPr>
-      <w:r>
-        <w:t>Si seleccionas un territorio individual, la config de "Todos" NO afecta.</w:t>
-      </w:r>
-    </w:p>
-    <w:p/>
-    <w:p>
-      <w:pPr>
-        <w:pStyle w:val="Heading3"/>
-      </w:pPr>
-      <w:r>
-        <w:t>Export Excel en los 7 tabs</w:t>
-      </w:r>
-    </w:p>
-    <w:p>
-      <w:r>
-        <w:t>Cada tab tiene un botón "Exportar Excel" arriba a la derecha.</w:t>
-      </w:r>
-    </w:p>
-    <w:p>
-      <w:pPr>
-        <w:pStyle w:val="ListBullet"/>
-      </w:pPr>
-      <w:r>
-        <w:t>Respeta los filtros activos en pantalla (WYSIWYG).</w:t>
-      </w:r>
-    </w:p>
-    <w:p>
-      <w:pPr>
-        <w:pStyle w:val="ListBullet"/>
-      </w:pPr>
-      <w:r>
-        <w:t>Incluye bloque resumen + tabla completa + row TOTAL.</w:t>
-      </w:r>
-    </w:p>
-    <w:p>
-      <w:pPr>
-        <w:pStyle w:val="ListBullet"/>
-      </w:pPr>
-      <w:r>
-        <w:t>Los porcentajes son números reales (pivot-ready en tablas dinámicas).</w:t>
-      </w:r>
-    </w:p>
-    <w:p>
-      <w:pPr>
-        <w:pStyle w:val="ListBullet"/>
-      </w:pPr>
-      <w:r>
-        <w:t>Naming: [Tab]_[Territorio]_2026-05-10.xlsx.</w:t>
-      </w:r>
-    </w:p>
-    <w:p/>
-    <w:p>
-      <w:pPr>
-        <w:pStyle w:val="Heading3"/>
-      </w:pPr>
-      <w:r>
-        <w:t>Tab Tracking Diario: expandir clientes por día</w:t>
-      </w:r>
-    </w:p>
-    <w:p>
-      <w:r>
-        <w:t>Cada fila de la tabla diaria tiene una flecha (▶) que despliega los clientes del día.</w:t>
-      </w:r>
-    </w:p>
-    <w:p>
-      <w:pPr>
-        <w:pStyle w:val="ListBullet"/>
-      </w:pPr>
-      <w:r>
-        <w:t>Click → fetch lazy desde Supabase, aparece sub-tabla.</w:t>
-      </w:r>
-    </w:p>
-    <w:p>
-      <w:pPr>
-        <w:pStyle w:val="ListBullet"/>
-      </w:pPr>
-      <w:r>
-        <w:t>Muestra: Cliente, Vendedor, Venta $, % del día, KG, Margen $, Margen %.</w:t>
-      </w:r>
-    </w:p>
-    <w:p>
-      <w:pPr>
-        <w:pStyle w:val="ListBullet"/>
-      </w:pPr>
-      <w:r>
-        <w:t>Cache en memoria: re-expandir un día es instantáneo.</w:t>
-      </w:r>
-    </w:p>
-    <w:p/>
-    <w:p>
-      <w:pPr>
-        <w:pStyle w:val="Heading3"/>
-      </w:pPr>
-      <w:r>
-        <w:t>Día-vs-día YoY (precisión 100%)</w:t>
-      </w:r>
-    </w:p>
-    <w:p>
-      <w:r>
-        <w:t>Los charts y tablas ahora comparan "mismo día laboral" entre años.</w:t>
-      </w:r>
-    </w:p>
-    <w:p>
-      <w:pPr>
-        <w:pStyle w:val="ListBullet"/>
-      </w:pPr>
-      <w:r>
-        <w:t>Antes: comparaba mes-cierre 2025 vs mes-actual 2026 (parcial) → sesgo.</w:t>
-      </w:r>
-    </w:p>
-    <w:p>
-      <w:pPr>
-        <w:pStyle w:val="ListBullet"/>
-      </w:pPr>
-      <w:r>
-        <w:t>Ahora: compara hasta el mismo día hábil considerando feriados LFT distintos.</w:t>
-      </w:r>
-    </w:p>
-    <w:p>
-      <w:pPr>
-        <w:pStyle w:val="ListBullet"/>
-      </w:pPr>
-      <w:r>
-        <w:t>"Var % vs 25" es preciso al día.</w:t>
-      </w:r>
-    </w:p>
-    <w:p/>
-    <w:p>
-      <w:pPr>
-        <w:pStyle w:val="Heading3"/>
-      </w:pPr>
-      <w:r>
-        <w:t>Login rediseñado</w:t>
-      </w:r>
-    </w:p>
-    <w:p>
-      <w:r>
-        <w:t>Layout split-screen con escudo InCom grande a la izquierda y form a la derecha.</w:t>
-      </w:r>
-    </w:p>
-    <w:p>
-      <w:pPr>
-        <w:pStyle w:val="ListBullet"/>
-      </w:pPr>
-      <w:r>
-        <w:t>Intro animada de 1.2 segundos al cargar.</w:t>
-      </w:r>
-    </w:p>
-    <w:p>
-      <w:pPr>
-        <w:pStyle w:val="ListBullet"/>
-      </w:pPr>
-      <w:r>
-        <w:t>Logo Susazón Gourmet cambia color automáticamente según el theme.</w:t>
-      </w:r>
-    </w:p>
-    <w:p>
-      <w:pPr>
-        <w:pStyle w:val="ListBullet"/>
-      </w:pPr>
-      <w:r>
-        <w:t>6 themes disponibles incluyendo Liquid Glass (aurora animado de Apple).</w:t>
-      </w:r>
-    </w:p>
-    <w:p/>
     <w:sectPr>
       <w:footerReference w:type="default" r:id="rId9"/>
       <w:pgSz w:w="12240" w:h="15840"/>
@@ -1301,7 +1164,7 @@
         <w:color w:val="808080"/>
         <w:sz w:val="16"/>
       </w:rPr>
-      <w:t>Dashboard Comercial Susazón V3.0 — InCom · Manual de Usuario · 3.3.0</w:t>
+      <w:t>Dashboard Comercial Susazón V4.0 — InCom · Manual de Usuario · 4.0.0</w:t>
     </w:r>
   </w:p>
 </w:ftr>

--- a/docs/04_Manual_Usuario.docx
+++ b/docs/04_Manual_Usuario.docx
@@ -18,7 +18,7 @@
           <w:color w:val="ED6808"/>
           <w:sz w:val="36"/>
         </w:rPr>
-        <w:t>Dashboard Comercial Susazón V4.0 — InCom</w:t>
+        <w:t>Dashboard Comercial Susazón V4.1 — InCom</w:t>
       </w:r>
     </w:p>
     <w:p>
@@ -63,7 +63,7 @@
           <w:color w:val="808080"/>
           <w:sz w:val="22"/>
         </w:rPr>
-        <w:t>Versión 4.0.0 · 2026-06-07</w:t>
+        <w:t>Versión 4.1.0 · 2026-07-05</w:t>
       </w:r>
     </w:p>
     <w:p>
@@ -93,7 +93,7 @@
         <w:rPr>
           <w:color w:val="ED6808"/>
         </w:rPr>
-        <w:t>🆕 Novedades V4.0 (lo más reciente)</w:t>
+        <w:t>🆕 Novedades V4.1 (lo más reciente)</w:t>
       </w:r>
     </w:p>
     <w:p>
@@ -101,7 +101,74 @@
         <w:rPr>
           <w:sz w:val="22"/>
         </w:rPr>
-        <w:t>Si ya conocías el dashboard, esto es lo nuevo de la versión 4.0:</w:t>
+        <w:t>Lo nuevo desde la V4.0:</w:t>
+      </w:r>
+    </w:p>
+    <w:p>
+      <w:pPr>
+        <w:pStyle w:val="Heading2"/>
+      </w:pPr>
+      <w:r>
+        <w:t>Agrupadores — 'territorios' a tu medida</w:t>
+      </w:r>
+    </w:p>
+    <w:p>
+      <w:r>
+        <w:rPr>
+          <w:sz w:val="22"/>
+        </w:rPr>
+        <w:t>Un Agrupador es un territorio virtual: agrupas los clientes, productos, grupos o territorios que quieras y lo ves en la barra lateral como si fuera un territorio más. Sirve para campañas/incentivos por producto o para darle a un KAM SOLO su cartera. Al hacer clic en un agrupador, TODO el dashboard (Ventas, Grupo, Clientes/Productos, Tracking, Vendedores, Perdidos e Insights) se re-filtra a ese scope. El admin los crea en Administración → Territorios y los asigna a quien deba verlos; puedes ponerle una meta mensual para ver su cumplimiento en el header, y exportar su PDF 'Avance Comercial' / Excel.</w:t>
+      </w:r>
+    </w:p>
+    <w:p>
+      <w:pPr>
+        <w:pStyle w:val="Heading2"/>
+      </w:pPr>
+      <w:r>
+        <w:t>Insights — Penetración / Canasta (5º análisis)</w:t>
+      </w:r>
+    </w:p>
+    <w:p>
+      <w:r>
+        <w:rPr>
+          <w:sz w:val="22"/>
+        </w:rPr>
+        <w:t>Mide qué tan amplia es la canasta: por cliente, cuántos SKUs distintos compra; por SKU, cuántos clientes lo compran; todo comparado contra el mismo tramo del año pasado. Ideal para cross-sell (ampliar canasta) y para rescatar a quien la está angostando. Incluye scatter, tabla con drill-down (marca nuevos y los que dejaron de comprar) y export a Excel.</w:t>
+      </w:r>
+    </w:p>
+    <w:p>
+      <w:pPr>
+        <w:pStyle w:val="Heading2"/>
+      </w:pPr>
+      <w:r>
+        <w:t>Histograma en las pastillas de Tracking Diario</w:t>
+      </w:r>
+    </w:p>
+    <w:p>
+      <w:r>
+        <w:rPr>
+          <w:sz w:val="22"/>
+        </w:rPr>
+        <w:t>Pasa el cursor (o pícale) sobre las pastillas de Venta, Margen o KG y verás su histórico mensual: barras por mes + línea de tendencia, con un toggle para verlo como línea de tiempo (meses seguidos) o comparando año contra año (estacionalidad). Al posarte sobre un mes ves su valor y cuánto creció/cayó vs el mismo mes del año anterior.</w:t>
+      </w:r>
+    </w:p>
+    <w:p>
+      <w:pPr>
+        <w:pStyle w:val="Heading1"/>
+      </w:pPr>
+      <w:r>
+        <w:rPr>
+          <w:color w:val="ED6808"/>
+        </w:rPr>
+        <w:t>Novedades V4.0</w:t>
+      </w:r>
+    </w:p>
+    <w:p>
+      <w:r>
+        <w:rPr>
+          <w:sz w:val="22"/>
+        </w:rPr>
+        <w:t>Si ya conocías el dashboard, esto es lo de la versión 4.0:</w:t>
       </w:r>
     </w:p>
     <w:p>
@@ -1164,7 +1231,7 @@
         <w:color w:val="808080"/>
         <w:sz w:val="16"/>
       </w:rPr>
-      <w:t>Dashboard Comercial Susazón V4.0 — InCom · Manual de Usuario · 4.0.0</w:t>
+      <w:t>Dashboard Comercial Susazón V4.1 — InCom · Manual de Usuario · 4.1.0</w:t>
     </w:r>
   </w:p>
 </w:ftr>

--- a/docs/04_Manual_Usuario.docx
+++ b/docs/04_Manual_Usuario.docx
@@ -18,7 +18,7 @@
           <w:color w:val="ED6808"/>
           <w:sz w:val="36"/>
         </w:rPr>
-        <w:t>Dashboard Comercial Susazón V4.1 — InCom</w:t>
+        <w:t>Dashboard Comercial Susazón V4.2 — InCom</w:t>
       </w:r>
     </w:p>
     <w:p>
@@ -63,7 +63,7 @@
           <w:color w:val="808080"/>
           <w:sz w:val="22"/>
         </w:rPr>
-        <w:t>Versión 4.1.0 · 2026-07-05</w:t>
+        <w:t>Versión 4.2.0 · 2026-07-24</w:t>
       </w:r>
     </w:p>
     <w:p>
@@ -93,7 +93,7 @@
         <w:rPr>
           <w:color w:val="ED6808"/>
         </w:rPr>
-        <w:t>🆕 Novedades V4.1 (lo más reciente)</w:t>
+        <w:t>🆕 Novedades V4.2 (lo más reciente)</w:t>
       </w:r>
     </w:p>
     <w:p>
@@ -101,7 +101,42 @@
         <w:rPr>
           <w:sz w:val="22"/>
         </w:rPr>
-        <w:t>Lo nuevo desde la V4.0:</w:t>
+        <w:t>Lo nuevo desde la V4.1:</w:t>
+      </w:r>
+    </w:p>
+    <w:p>
+      <w:pPr>
+        <w:pStyle w:val="Heading2"/>
+      </w:pPr>
+      <w:r>
+        <w:t>Insights — Crecimiento x Vendedor (6º análisis)</w:t>
+      </w:r>
+    </w:p>
+    <w:p>
+      <w:r>
+        <w:rPr>
+          <w:sz w:val="22"/>
+        </w:rPr>
+        <w:t>Para evaluar cómo va cada vendedor: dos tablas lado a lado, Año Anterior y Año Actual, cada una con Mes y Acumulado de su cartera — por cliente o por producto. Eliges al vendedor en el menú y el sistema compara al mismo día (recorta el año en curso hasta la última fecha con datos) para que el crecimiento sea justo. Puedes ver 6 mediciones: Kg, $, Margen %, Margen $, Variedad (No. de SKUs) y Ticket Promedio. Cada renglón trae su Δ% del Mes y Δ% Acumulado con color (verde si crece, rojo si cae; 'Nuevo' si no había el año pasado). Al pie de cada tabla hay una fila TOTAL real: no es la suma de los renglones, es el total correcto del negocio (la Variedad cuenta SKUs distintos sin duplicar, el Margen % es ponderado y el Ticket Promedio pondera por número de tickets).</w:t>
+      </w:r>
+    </w:p>
+    <w:p>
+      <w:pPr>
+        <w:pStyle w:val="Heading1"/>
+      </w:pPr>
+      <w:r>
+        <w:rPr>
+          <w:color w:val="ED6808"/>
+        </w:rPr>
+        <w:t>Novedades V4.1</w:t>
+      </w:r>
+    </w:p>
+    <w:p>
+      <w:r>
+        <w:rPr>
+          <w:sz w:val="22"/>
+        </w:rPr>
+        <w:t>Si vienes de la V4.0:</w:t>
       </w:r>
     </w:p>
     <w:p>
@@ -1231,7 +1266,7 @@
         <w:color w:val="808080"/>
         <w:sz w:val="16"/>
       </w:rPr>
-      <w:t>Dashboard Comercial Susazón V4.1 — InCom · Manual de Usuario · 4.1.0</w:t>
+      <w:t>Dashboard Comercial Susazón V4.2 — InCom · Manual de Usuario · 4.2.0</w:t>
     </w:r>
   </w:p>
 </w:ftr>

--- a/docs/04_Manual_Usuario.docx
+++ b/docs/04_Manual_Usuario.docx
@@ -18,7 +18,7 @@
           <w:color w:val="ED6808"/>
           <w:sz w:val="36"/>
         </w:rPr>
-        <w:t>Dashboard Comercial Susazón V4.2 — InCom</w:t>
+        <w:t>Dashboard Comercial Susazón V4.3 — InCom</w:t>
       </w:r>
     </w:p>
     <w:p>
@@ -63,7 +63,7 @@
           <w:color w:val="808080"/>
           <w:sz w:val="22"/>
         </w:rPr>
-        <w:t>Versión 4.2.0 · 2026-07-24</w:t>
+        <w:t>Versión 4.3.0 · 2026-09-03</w:t>
       </w:r>
     </w:p>
     <w:p>
@@ -93,7 +93,148 @@
         <w:rPr>
           <w:color w:val="ED6808"/>
         </w:rPr>
-        <w:t>🆕 Novedades V4.2 (lo más reciente)</w:t>
+        <w:t>🆕 Novedades V4.3 (lo más reciente)</w:t>
+      </w:r>
+    </w:p>
+    <w:p>
+      <w:r>
+        <w:rPr>
+          <w:sz w:val="22"/>
+        </w:rPr>
+        <w:t>Lo nuevo desde la V4.2:</w:t>
+      </w:r>
+    </w:p>
+    <w:p>
+      <w:pPr>
+        <w:pStyle w:val="Heading2"/>
+      </w:pPr>
+      <w:r>
+        <w:t>Tracking Diario — compara contra el año pasado, al día</w:t>
+      </w:r>
+    </w:p>
+    <w:p>
+      <w:r>
+        <w:rPr>
+          <w:sz w:val="22"/>
+        </w:rPr>
+        <w:t>Arriba del tab hay un interruptor 'Comparar vs año anterior'. Al activarlo, la gráfica muestra las barras de cada día del año pasado junto a las de este año, y la tabla pone lado a lado Venta, Margen $ y Margen % de cada día con su Δ% en color (verde crece, rojo cae) y una fila TOTAL al día. Puedes dar clic en un día para ver qué clientes compraron ese mismo día este año y el pasado (marca 'Nuevo' o 'Perdido'). Respeta tu territorio y el toggle Pesos/Kilos, y queda guardado en tu navegador.</w:t>
+      </w:r>
+    </w:p>
+    <w:p>
+      <w:pPr>
+        <w:pStyle w:val="Heading2"/>
+      </w:pPr>
+      <w:r>
+        <w:t>KPI 'Promedio de Venta Diario'</w:t>
+      </w:r>
+    </w:p>
+    <w:p>
+      <w:r>
+        <w:rPr>
+          <w:sz w:val="22"/>
+        </w:rPr>
+        <w:t>Una cuarta card grande arriba: cuánto vendes en promedio por día hábil (venta al día ÷ días hábiles transcurridos — lunes a sábado sin feriados). Te dice si vas arriba o abajo del año pasado en el mismo tramo, y contra el objetivo diario del presupuesto. Ábrela para ver el promedio de cada mes. Además, las 3 cards de Acumulado 2024/2025/2026 ahora van juntas en una sola pastilla vertical, para dar más espacio a los 4 KPIs.</w:t>
+      </w:r>
+    </w:p>
+    <w:p>
+      <w:pPr>
+        <w:pStyle w:val="Heading2"/>
+      </w:pPr>
+      <w:r>
+        <w:t>Clientes y Productos — análisis mucho más profundo</w:t>
+      </w:r>
+    </w:p>
+    <w:p>
+      <w:pPr>
+        <w:pStyle w:val="ListBullet"/>
+      </w:pPr>
+      <w:r>
+        <w:rPr>
+          <w:sz w:val="22"/>
+        </w:rPr>
+        <w:t>Gráfica 'Meses (3 años)': los 12 meses del año con 3 barras por mes (2024, 2025 y 2026) y sus líneas de margen %. Compara cada mes contra los años anteriores de un vistazo.</w:t>
+      </w:r>
+    </w:p>
+    <w:p>
+      <w:pPr>
+        <w:pStyle w:val="ListBullet"/>
+      </w:pPr>
+      <w:r>
+        <w:rPr>
+          <w:sz w:val="22"/>
+        </w:rPr>
+        <w:t>Expande cualquier fila en 'Meses 2026': un producto te muestra sus clientes mes a mes; un cliente, sus productos. Los meses en rojo tenue son meses sin compra ('campo minado') y verás 'sin comprar desde …' para quien dejó de comprar. Si estás viendo 'Todos' los territorios, en su lugar verás en qué territorio(s) compró cada cliente.</w:t>
+      </w:r>
+    </w:p>
+    <w:p>
+      <w:pPr>
+        <w:pStyle w:val="ListBullet"/>
+      </w:pPr>
+      <w:r>
+        <w:rPr>
+          <w:sz w:val="22"/>
+        </w:rPr>
+        <w:t>Ordena cualquier tabla dando clic en el encabezado de la columna (una vez de mayor a menor, otra de menor a mayor).</w:t>
+      </w:r>
+    </w:p>
+    <w:p>
+      <w:pPr>
+        <w:pStyle w:val="ListBullet"/>
+      </w:pPr>
+      <w:r>
+        <w:rPr>
+          <w:sz w:val="22"/>
+        </w:rPr>
+        <w:t>El buscador ahora encuentra cualquier producto o cliente con venta en el año, aunque no haya comprado en el mes que estás viendo. Selecciónalo y verás su año completo en 'Meses 2026' (en 'Año vs Año' aparecerá en 0 para ese mes, que es lo correcto).</w:t>
+      </w:r>
+    </w:p>
+    <w:p>
+      <w:pPr>
+        <w:pStyle w:val="ListBullet"/>
+      </w:pPr>
+      <w:r>
+        <w:rPr>
+          <w:sz w:val="22"/>
+        </w:rPr>
+        <w:t>Al expandir un producto o un cliente en 'Año vs Año', cada renglón trae la misma información que el encabezado: venta de los 3 años con su Var %, kilos, margen $ y % y la diferencia en puntos porcentuales.</w:t>
+      </w:r>
+    </w:p>
+    <w:p>
+      <w:pPr>
+        <w:pStyle w:val="ListBullet"/>
+      </w:pPr>
+      <w:r>
+        <w:rPr>
+          <w:sz w:val="22"/>
+        </w:rPr>
+        <w:t>Nueva vista de tabla 'Meses Hist.': cada producto o cliente con el total de los 3 años por mes; expándelo para ver 2024, 2025 y 2026 mes a mes uno debajo del otro, con colores más intensos en los meses fuertes. Lee una columna hacia abajo para comparar ese mes entre años. Respeta Pesos/Kilos.</w:t>
+      </w:r>
+    </w:p>
+    <w:p>
+      <w:pPr>
+        <w:pStyle w:val="Heading2"/>
+      </w:pPr>
+      <w:r>
+        <w:t>Insights · Concentración — cruza dimensiones</w:t>
+      </w:r>
+    </w:p>
+    <w:p>
+      <w:r>
+        <w:rPr>
+          <w:sz w:val="22"/>
+        </w:rPr>
+        <w:t>Nueva opción 'Filtrar por': elige un producto, cliente, grupo o familia y el Pareto se recalcula solo sobre eso. Ejemplo: vista Territorios + Filtrar por Producto = ARRACHERA → qué territorio vende más arrachera. También puedes hacer el Pareto por Familias.</w:t>
+      </w:r>
+    </w:p>
+    <w:p>
+      <w:pPr>
+        <w:pStyle w:val="Heading1"/>
+      </w:pPr>
+      <w:r>
+        <w:rPr>
+          <w:color w:val="ED6808"/>
+        </w:rPr>
+        <w:t>Novedades V4.2</w:t>
       </w:r>
     </w:p>
     <w:p>
@@ -1266,7 +1407,7 @@
         <w:color w:val="808080"/>
         <w:sz w:val="16"/>
       </w:rPr>
-      <w:t>Dashboard Comercial Susazón V4.2 — InCom · Manual de Usuario · 4.2.0</w:t>
+      <w:t>Dashboard Comercial Susazón V4.3 — InCom · Manual de Usuario · 4.3.0</w:t>
     </w:r>
   </w:p>
 </w:ftr>
